--- a/gra gdd.docx
+++ b/gra gdd.docx
@@ -63,8 +63,20 @@
         </w:rPr>
         <w:t>tytuł gry</w:t>
       </w:r>
-      <w:bookmarkStart w:id="0" w:name="_GoBack"/>
-      <w:bookmarkEnd w:id="0"/>
+      <w:r>
+        <w:rPr>
+          <w:rFonts w:hint="default" w:ascii="Arial" w:hAnsi="Arial" w:cs="Arial"/>
+          <w:i w:val="0"/>
+          <w:iCs w:val="0"/>
+          <w:color w:val="000000"/>
+          <w:sz w:val="22"/>
+          <w:szCs w:val="22"/>
+          <w:u w:val="none"/>
+          <w:vertAlign w:val="baseline"/>
+          <w:lang w:val="pl-PL"/>
+        </w:rPr>
+        <w:t xml:space="preserve"> - Carrotfall</w:t>
+      </w:r>
     </w:p>
     <w:p>
       <w:pPr>
@@ -103,6 +115,36 @@
         </w:rPr>
         <w:t>opis koncepcji</w:t>
       </w:r>
+      <w:r>
+        <w:rPr>
+          <w:rFonts w:hint="default" w:ascii="Arial" w:hAnsi="Arial" w:cs="Arial"/>
+          <w:i w:val="0"/>
+          <w:iCs w:val="0"/>
+          <w:color w:val="000000"/>
+          <w:sz w:val="22"/>
+          <w:szCs w:val="22"/>
+          <w:u w:val="none"/>
+          <w:vertAlign w:val="baseline"/>
+          <w:lang w:val="pl-PL"/>
+        </w:rPr>
+        <w:t xml:space="preserve"> - Główną postacią jest lis, który ma za zadanie zebrać określoną ilość marchewek dla królika. Znajdujemy się w fantastycznym tajemniczym lesie pełnym zniszczonych drzew-marchewek. Po drodze spotykamy przeciwników, którymi są Rysiołaki i  (mechaniczne łasice) i bossa Pudzianowcę (zgniłą napakowaną owce) oraz npc bobra</w:t>
+      </w:r>
+      <w:bookmarkStart w:id="0" w:name="_GoBack"/>
+      <w:bookmarkEnd w:id="0"/>
+      <w:r>
+        <w:rPr>
+          <w:rFonts w:hint="default" w:ascii="Arial" w:hAnsi="Arial" w:cs="Arial"/>
+          <w:i w:val="0"/>
+          <w:iCs w:val="0"/>
+          <w:color w:val="000000"/>
+          <w:sz w:val="22"/>
+          <w:szCs w:val="22"/>
+          <w:u w:val="none"/>
+          <w:vertAlign w:val="baseline"/>
+          <w:lang w:val="pl-PL"/>
+        </w:rPr>
+        <w:t>.</w:t>
+      </w:r>
     </w:p>
     <w:p>
       <w:pPr>
@@ -141,6 +183,20 @@
         </w:rPr>
         <w:t>core gameplay loop</w:t>
       </w:r>
+      <w:r>
+        <w:rPr>
+          <w:rFonts w:hint="default" w:ascii="Arial" w:hAnsi="Arial" w:cs="Arial"/>
+          <w:i w:val="0"/>
+          <w:iCs w:val="0"/>
+          <w:color w:val="000000"/>
+          <w:sz w:val="22"/>
+          <w:szCs w:val="22"/>
+          <w:u w:val="none"/>
+          <w:vertAlign w:val="baseline"/>
+          <w:lang w:val="pl-PL"/>
+        </w:rPr>
+        <w:t xml:space="preserve"> - poruszamy się po mapie zbierając przedmioty</w:t>
+      </w:r>
     </w:p>
     <w:p>
       <w:pPr>
@@ -179,6 +235,20 @@
         </w:rPr>
         <w:t>mechaniki gry</w:t>
       </w:r>
+      <w:r>
+        <w:rPr>
+          <w:rFonts w:hint="default" w:ascii="Arial" w:hAnsi="Arial" w:cs="Arial"/>
+          <w:i w:val="0"/>
+          <w:iCs w:val="0"/>
+          <w:color w:val="000000"/>
+          <w:sz w:val="22"/>
+          <w:szCs w:val="22"/>
+          <w:u w:val="none"/>
+          <w:vertAlign w:val="baseline"/>
+          <w:lang w:val="pl-PL"/>
+        </w:rPr>
+        <w:t xml:space="preserve"> - poruszanie się i skakanie, zbieranie przedmiotów, unikanie przeszkód/przeciwników</w:t>
+      </w:r>
     </w:p>
     <w:p>
       <w:pPr>
@@ -217,6 +287,20 @@
         </w:rPr>
         <w:t>styl graficzny</w:t>
       </w:r>
+      <w:r>
+        <w:rPr>
+          <w:rFonts w:hint="default" w:ascii="Arial" w:hAnsi="Arial" w:cs="Arial"/>
+          <w:i w:val="0"/>
+          <w:iCs w:val="0"/>
+          <w:color w:val="000000"/>
+          <w:sz w:val="22"/>
+          <w:szCs w:val="22"/>
+          <w:u w:val="none"/>
+          <w:vertAlign w:val="baseline"/>
+          <w:lang w:val="pl-PL"/>
+        </w:rPr>
+        <w:t xml:space="preserve"> - pixel art</w:t>
+      </w:r>
     </w:p>
     <w:p>
       <w:pPr>
@@ -255,6 +339,20 @@
         </w:rPr>
         <w:t>platforma docelowa (PC lub mobile)</w:t>
       </w:r>
+      <w:r>
+        <w:rPr>
+          <w:rFonts w:hint="default" w:ascii="Arial" w:hAnsi="Arial" w:cs="Arial"/>
+          <w:i w:val="0"/>
+          <w:iCs w:val="0"/>
+          <w:color w:val="000000"/>
+          <w:sz w:val="22"/>
+          <w:szCs w:val="22"/>
+          <w:u w:val="none"/>
+          <w:vertAlign w:val="baseline"/>
+          <w:lang w:val="pl-PL"/>
+        </w:rPr>
+        <w:t xml:space="preserve"> - PC (Steam)</w:t>
+      </w:r>
     </w:p>
     <w:p>
       <w:pPr>
@@ -293,6 +391,20 @@
         </w:rPr>
         <w:t>grupa docelowa</w:t>
       </w:r>
+      <w:r>
+        <w:rPr>
+          <w:rFonts w:hint="default" w:ascii="Arial" w:hAnsi="Arial" w:cs="Arial"/>
+          <w:i w:val="0"/>
+          <w:iCs w:val="0"/>
+          <w:color w:val="000000"/>
+          <w:sz w:val="22"/>
+          <w:szCs w:val="22"/>
+          <w:u w:val="none"/>
+          <w:vertAlign w:val="baseline"/>
+          <w:lang w:val="pl-PL"/>
+        </w:rPr>
+        <w:t xml:space="preserve"> - bez ograniczeń wiekowych (5+)</w:t>
+      </w:r>
     </w:p>
     <w:p>
       <w:pPr>
@@ -330,6 +442,73 @@
           <w:vertAlign w:val="baseline"/>
         </w:rPr>
         <w:t>zakres projektu (scope, czyli należy określić ile są w stanie zrobić w tym projekcie)</w:t>
+      </w:r>
+      <w:r>
+        <w:rPr>
+          <w:rFonts w:hint="default" w:ascii="Arial" w:hAnsi="Arial" w:cs="Arial"/>
+          <w:i w:val="0"/>
+          <w:iCs w:val="0"/>
+          <w:color w:val="000000"/>
+          <w:sz w:val="22"/>
+          <w:szCs w:val="22"/>
+          <w:u w:val="none"/>
+          <w:vertAlign w:val="baseline"/>
+          <w:lang w:val="pl-PL"/>
+        </w:rPr>
+        <w:t xml:space="preserve"> - główne postacie (lis i królik), NPC (bóbr) przeciwnicy (ryś, łasica), assety (elementy środowiska, platformy, collectibles, tło, ), prosty kod poruszania się i zbierania przedmiotów, proste animacje po kilka klatek</w:t>
+      </w:r>
+    </w:p>
+    <w:p>
+      <w:pPr>
+        <w:pStyle w:val="4"/>
+        <w:keepNext w:val="0"/>
+        <w:keepLines w:val="0"/>
+        <w:widowControl/>
+        <w:numPr>
+          <w:numId w:val="0"/>
+        </w:numPr>
+        <w:suppressLineNumbers w:val="0"/>
+        <w:bidi w:val="0"/>
+        <w:spacing w:before="0" w:beforeAutospacing="0" w:after="240" w:afterAutospacing="0" w:line="10" w:lineRule="atLeast"/>
+        <w:ind w:leftChars="0" w:right="0" w:rightChars="0"/>
+        <w:rPr>
+          <w:rFonts w:hint="default" w:ascii="Arial" w:hAnsi="Arial" w:cs="Arial"/>
+          <w:i w:val="0"/>
+          <w:iCs w:val="0"/>
+          <w:color w:val="000000"/>
+          <w:sz w:val="22"/>
+          <w:szCs w:val="22"/>
+          <w:u w:val="none"/>
+          <w:lang w:val="pl-PL"/>
+        </w:rPr>
+      </w:pPr>
+      <w:r>
+        <w:rPr>
+          <w:rFonts w:hint="default" w:ascii="Arial" w:hAnsi="Arial" w:cs="Arial"/>
+          <w:i w:val="0"/>
+          <w:iCs w:val="0"/>
+          <w:color w:val="000000"/>
+          <w:sz w:val="22"/>
+          <w:szCs w:val="22"/>
+          <w:u w:val="none"/>
+          <w:vertAlign w:val="baseline"/>
+          <w:lang w:val="pl-PL"/>
+        </w:rPr>
+        <w:t xml:space="preserve">Link do repozytorium </w:t>
+      </w:r>
+      <w:r>
+        <w:rPr>
+          <w:rFonts w:hint="default" w:ascii="Arial" w:hAnsi="Arial"/>
+          <w:i w:val="0"/>
+          <w:iCs w:val="0"/>
+          <w:color w:val="000000"/>
+          <w:sz w:val="22"/>
+          <w:szCs w:val="22"/>
+          <w:u w:val="none"/>
+          <w:vertAlign w:val="baseline"/>
+          <w:lang w:val="pl-PL"/>
+        </w:rPr>
+        <w:t>https://github.com/lauwoj2002/gra</w:t>
       </w:r>
     </w:p>
     <w:p/>

--- a/gra gdd.docx
+++ b/gra gdd.docx
@@ -8,6 +8,7 @@
         <w:keepLines w:val="0"/>
         <w:widowControl/>
         <w:numPr>
+          <w:ilvl w:val="0"/>
           <w:numId w:val="0"/>
         </w:numPr>
         <w:suppressLineNumbers w:val="0"/>
@@ -127,7 +128,7 @@
           <w:vertAlign w:val="baseline"/>
           <w:lang w:val="pl-PL"/>
         </w:rPr>
-        <w:t xml:space="preserve"> - Główną postacią jest lis, który ma za zadanie zebrać określoną ilość marchewek dla królika. Znajdujemy się w fantastycznym tajemniczym lesie pełnym zniszczonych drzew-marchewek. Po drodze spotykamy przeciwników, którymi są Rysiołaki i  (mechaniczne łasice) i bossa Pudzianowcę (zgniłą napakowaną owce) oraz npc bobra</w:t>
+        <w:t xml:space="preserve"> - Główną postacią jest lis, który ma za zadanie zebrać określoną ilość marchewek dla królika. Znajdujemy się w fantastycznym tajemniczym lesie pełnym zniszczonych drzew-marchewek. Po drodze spotykamy przeciwników, którymi są Rysiołaki i mechaniczne łasice</w:t>
       </w:r>
       <w:bookmarkStart w:id="0" w:name="_GoBack"/>
       <w:bookmarkEnd w:id="0"/>
@@ -143,7 +144,7 @@
           <w:vertAlign w:val="baseline"/>
           <w:lang w:val="pl-PL"/>
         </w:rPr>
-        <w:t>.</w:t>
+        <w:t xml:space="preserve"> i bossa Pudzianowcę (zgniłą umięśnioną owce) oraz npc bobra.</w:t>
       </w:r>
     </w:p>
     <w:p>
@@ -195,7 +196,7 @@
           <w:vertAlign w:val="baseline"/>
           <w:lang w:val="pl-PL"/>
         </w:rPr>
-        <w:t xml:space="preserve"> - poruszamy się po mapie zbierając przedmioty</w:t>
+        <w:t xml:space="preserve"> - poruszamy się po mapie zbierając przedmioty i walczymy z przeciwnikami</w:t>
       </w:r>
     </w:p>
     <w:p>
@@ -247,7 +248,7 @@
           <w:vertAlign w:val="baseline"/>
           <w:lang w:val="pl-PL"/>
         </w:rPr>
-        <w:t xml:space="preserve"> - poruszanie się i skakanie, zbieranie przedmiotów, unikanie przeszkód/przeciwników</w:t>
+        <w:t xml:space="preserve"> - poruszanie się i skakanie, zbieranie przedmiotów, unikanie przeszkód, walka z przeciwnikami</w:t>
       </w:r>
     </w:p>
     <w:p>
@@ -455,7 +456,7 @@
           <w:vertAlign w:val="baseline"/>
           <w:lang w:val="pl-PL"/>
         </w:rPr>
-        <w:t xml:space="preserve"> - główne postacie (lis i królik), NPC (bóbr) przeciwnicy (ryś, łasica), assety (elementy środowiska, platformy, collectibles, tło, ), prosty kod poruszania się i zbierania przedmiotów, proste animacje po kilka klatek</w:t>
+        <w:t xml:space="preserve"> - główne postacie (lis i królik), NPC (bóbr) przeciwnicy (ryś, łasica, boss - owca), assety (elementy środowiska, platformy, collectibles, tło, ), prosty kod poruszania się i zbierania przedmiotów, proste animacje po kilka klatek</w:t>
       </w:r>
     </w:p>
     <w:p>
@@ -465,6 +466,7 @@
         <w:keepLines w:val="0"/>
         <w:widowControl/>
         <w:numPr>
+          <w:ilvl w:val="0"/>
           <w:numId w:val="0"/>
         </w:numPr>
         <w:suppressLineNumbers w:val="0"/>
@@ -966,6 +968,7 @@
       <w:jc w:val="left"/>
     </w:pPr>
     <w:rPr>
+      <w:rFonts w:ascii="Times New Roman" w:hAnsi="Times New Roman" w:eastAsia="SimSun" w:cs="Times New Roman"/>
       <w:kern w:val="0"/>
       <w:sz w:val="24"/>
       <w:szCs w:val="24"/>

--- a/gra gdd.docx
+++ b/gra gdd.docx
@@ -128,23 +128,7 @@
           <w:vertAlign w:val="baseline"/>
           <w:lang w:val="pl-PL"/>
         </w:rPr>
-        <w:t xml:space="preserve"> - Główną postacią jest lis, który ma za zadanie zebrać określoną ilość marchewek dla królika. Znajdujemy się w fantastycznym tajemniczym lesie pełnym zniszczonych drzew-marchewek. Po drodze spotykamy przeciwników, którymi są Rysiołaki i mechaniczne łasice</w:t>
-      </w:r>
-      <w:bookmarkStart w:id="0" w:name="_GoBack"/>
-      <w:bookmarkEnd w:id="0"/>
-      <w:r>
-        <w:rPr>
-          <w:rFonts w:hint="default" w:ascii="Arial" w:hAnsi="Arial" w:cs="Arial"/>
-          <w:i w:val="0"/>
-          <w:iCs w:val="0"/>
-          <w:color w:val="000000"/>
-          <w:sz w:val="22"/>
-          <w:szCs w:val="22"/>
-          <w:u w:val="none"/>
-          <w:vertAlign w:val="baseline"/>
-          <w:lang w:val="pl-PL"/>
-        </w:rPr>
-        <w:t xml:space="preserve"> i bossa Pudzianowcę (zgniłą umięśnioną owce) oraz npc bobra.</w:t>
+        <w:t xml:space="preserve"> - Główną postacią jest lis, który ma za zadanie zebrać określoną ilość marchewek dla królika. Znajdujemy się w fantastycznym świecie z 3 lokalizacjami: miasteczko, ruiny i przystań. Po drodze spotykamy przeciwników, którymi są Rysiołaki i mechaniczne łasice i bossa Pudzianowcę (zgniłą umięśnioną owce) oraz npc bobra.</w:t>
       </w:r>
     </w:p>
     <w:p>
@@ -196,7 +180,34 @@
           <w:vertAlign w:val="baseline"/>
           <w:lang w:val="pl-PL"/>
         </w:rPr>
-        <w:t xml:space="preserve"> - poruszamy się po mapie zbierając przedmioty i walczymy z przeciwnikami</w:t>
+        <w:t xml:space="preserve"> - poruszamy się po mapie zbierając przedmioty i unikamy przeciwników, </w:t>
+      </w:r>
+      <w:r>
+        <w:rPr>
+          <w:rFonts w:hint="default" w:ascii="Arial" w:hAnsi="Arial" w:cs="Arial"/>
+          <w:i w:val="0"/>
+          <w:iCs w:val="0"/>
+          <w:color w:val="000000"/>
+          <w:sz w:val="22"/>
+          <w:szCs w:val="22"/>
+          <w:u w:val="none"/>
+          <w:vertAlign w:val="baseline"/>
+        </w:rPr>
+        <w:t>mechaniki gry</w:t>
+      </w:r>
+      <w:r>
+        <w:rPr>
+          <w:rFonts w:hint="default" w:ascii="Arial" w:hAnsi="Arial" w:cs="Arial"/>
+          <w:i w:val="0"/>
+          <w:iCs w:val="0"/>
+          <w:color w:val="000000"/>
+          <w:sz w:val="22"/>
+          <w:szCs w:val="22"/>
+          <w:u w:val="none"/>
+          <w:vertAlign w:val="baseline"/>
+          <w:lang w:val="pl-PL"/>
+        </w:rPr>
+        <w:t xml:space="preserve"> - poruszanie się i skakanie, zbieranie przedmiotów, unikanie przeszkód, walka z przeciwnikami</w:t>
       </w:r>
     </w:p>
     <w:p>
@@ -234,7 +245,7 @@
           <w:u w:val="none"/>
           <w:vertAlign w:val="baseline"/>
         </w:rPr>
-        <w:t>mechaniki gry</w:t>
+        <w:t>styl graficzny</w:t>
       </w:r>
       <w:r>
         <w:rPr>
@@ -248,7 +259,7 @@
           <w:vertAlign w:val="baseline"/>
           <w:lang w:val="pl-PL"/>
         </w:rPr>
-        <w:t xml:space="preserve"> - poruszanie się i skakanie, zbieranie przedmiotów, unikanie przeszkód, walka z przeciwnikami</w:t>
+        <w:t xml:space="preserve"> - pixel art</w:t>
       </w:r>
     </w:p>
     <w:p>
@@ -286,7 +297,7 @@
           <w:u w:val="none"/>
           <w:vertAlign w:val="baseline"/>
         </w:rPr>
-        <w:t>styl graficzny</w:t>
+        <w:t>platforma docelowa (PC lub mobile)</w:t>
       </w:r>
       <w:r>
         <w:rPr>
@@ -300,7 +311,7 @@
           <w:vertAlign w:val="baseline"/>
           <w:lang w:val="pl-PL"/>
         </w:rPr>
-        <w:t xml:space="preserve"> - pixel art</w:t>
+        <w:t xml:space="preserve"> - PC (Steam)</w:t>
       </w:r>
     </w:p>
     <w:p>
@@ -338,58 +349,6 @@
           <w:u w:val="none"/>
           <w:vertAlign w:val="baseline"/>
         </w:rPr>
-        <w:t>platforma docelowa (PC lub mobile)</w:t>
-      </w:r>
-      <w:r>
-        <w:rPr>
-          <w:rFonts w:hint="default" w:ascii="Arial" w:hAnsi="Arial" w:cs="Arial"/>
-          <w:i w:val="0"/>
-          <w:iCs w:val="0"/>
-          <w:color w:val="000000"/>
-          <w:sz w:val="22"/>
-          <w:szCs w:val="22"/>
-          <w:u w:val="none"/>
-          <w:vertAlign w:val="baseline"/>
-          <w:lang w:val="pl-PL"/>
-        </w:rPr>
-        <w:t xml:space="preserve"> - PC (Steam)</w:t>
-      </w:r>
-    </w:p>
-    <w:p>
-      <w:pPr>
-        <w:pStyle w:val="4"/>
-        <w:keepNext w:val="0"/>
-        <w:keepLines w:val="0"/>
-        <w:widowControl/>
-        <w:numPr>
-          <w:ilvl w:val="0"/>
-          <w:numId w:val="1"/>
-        </w:numPr>
-        <w:suppressLineNumbers w:val="0"/>
-        <w:bidi w:val="0"/>
-        <w:spacing w:before="0" w:beforeAutospacing="0" w:after="0" w:afterAutospacing="0" w:line="10" w:lineRule="atLeast"/>
-        <w:ind w:left="420" w:leftChars="0" w:hanging="420" w:firstLineChars="0"/>
-        <w:rPr>
-          <w:rFonts w:hint="default" w:ascii="Arial" w:hAnsi="Arial" w:cs="Arial"/>
-          <w:i w:val="0"/>
-          <w:iCs w:val="0"/>
-          <w:color w:val="000000"/>
-          <w:sz w:val="22"/>
-          <w:szCs w:val="22"/>
-          <w:u w:val="none"/>
-        </w:rPr>
-      </w:pPr>
-      <w:r>
-        <w:rPr>
-          <w:rFonts w:hint="default" w:ascii="Arial" w:hAnsi="Arial" w:cs="Arial"/>
-          <w:i w:val="0"/>
-          <w:iCs w:val="0"/>
-          <w:color w:val="000000"/>
-          <w:sz w:val="22"/>
-          <w:szCs w:val="22"/>
-          <w:u w:val="none"/>
-          <w:vertAlign w:val="baseline"/>
-        </w:rPr>
         <w:t>grupa docelowa</w:t>
       </w:r>
       <w:r>
@@ -456,7 +415,23 @@
           <w:vertAlign w:val="baseline"/>
           <w:lang w:val="pl-PL"/>
         </w:rPr>
-        <w:t xml:space="preserve"> - główne postacie (lis i królik), NPC (bóbr) przeciwnicy (ryś, łasica, boss - owca), assety (elementy środowiska, platformy, collectibles, tło, ), prosty kod poruszania się i zbierania przedmiotów, proste animacje po kilka klatek</w:t>
+        <w:t xml:space="preserve"> - główne postacie (lis i królik), NPC (bobry</w:t>
+      </w:r>
+      <w:bookmarkStart w:id="0" w:name="_GoBack"/>
+      <w:bookmarkEnd w:id="0"/>
+      <w:r>
+        <w:rPr>
+          <w:rFonts w:hint="default" w:ascii="Arial" w:hAnsi="Arial" w:cs="Arial"/>
+          <w:i w:val="0"/>
+          <w:iCs w:val="0"/>
+          <w:color w:val="000000"/>
+          <w:sz w:val="22"/>
+          <w:szCs w:val="22"/>
+          <w:u w:val="none"/>
+          <w:vertAlign w:val="baseline"/>
+          <w:lang w:val="pl-PL"/>
+        </w:rPr>
+        <w:t>) przeciwnicy (ryś, łasica, boss - owca), assety (elementy środowiska, platformy, collectibles, tło, ), prosty kod poruszania się i zbierania przedmiotów, proste animacje po kilka klatek</w:t>
       </w:r>
     </w:p>
     <w:p>
@@ -786,7 +761,7 @@
     <w:lsdException w:unhideWhenUsed="0" w:uiPriority="0" w:semiHidden="0" w:name="HTML Sample"/>
     <w:lsdException w:unhideWhenUsed="0" w:uiPriority="0" w:semiHidden="0" w:name="HTML Typewriter"/>
     <w:lsdException w:unhideWhenUsed="0" w:uiPriority="0" w:semiHidden="0" w:name="HTML Variable"/>
-    <w:lsdException w:unhideWhenUsed="0" w:uiPriority="0" w:name="Normal Table"/>
+    <w:lsdException w:qFormat="1" w:unhideWhenUsed="0" w:uiPriority="0" w:name="Normal Table"/>
     <w:lsdException w:unhideWhenUsed="0" w:uiPriority="0" w:semiHidden="0" w:name="annotation subject"/>
     <w:lsdException w:unhideWhenUsed="0" w:uiPriority="0" w:semiHidden="0" w:name="Table Simple 1"/>
     <w:lsdException w:unhideWhenUsed="0" w:uiPriority="0" w:semiHidden="0" w:name="Table Simple 2"/>
@@ -949,6 +924,7 @@
   <w:style w:type="table" w:default="1" w:styleId="3">
     <w:name w:val="Normal Table"/>
     <w:semiHidden/>
+    <w:qFormat/>
     <w:uiPriority w:val="0"/>
     <w:tblPr>
       <w:tblCellMar>
